--- a/docs/ТЗ_Хакатон.docx
+++ b/docs/ТЗ_Хакатон.docx
@@ -275,7 +275,34 @@
         <w:t>Организатор</w:t>
       </w:r>
       <w:r>
-        <w:t xml:space="preserve"> — ______________________, обеспечивающий подготовку, проведение и оценку результатов хакатона.</w:t>
+        <w:t xml:space="preserve"> — </w:t>
+      </w:r>
+      <w:r>
+        <w:t xml:space="preserve">ТОО </w:t>
+      </w:r>
+      <w:r>
+        <w:t>“</w:t>
+      </w:r>
+      <w:r>
+        <w:rPr>
+          <w:lang w:val="en-US"/>
+        </w:rPr>
+        <w:t>KMG</w:t>
+      </w:r>
+      <w:r>
+        <w:t xml:space="preserve"> </w:t>
+      </w:r>
+      <w:r>
+        <w:rPr>
+          <w:lang w:val="en-US"/>
+        </w:rPr>
+        <w:t>Digital</w:t>
+      </w:r>
+      <w:r>
+        <w:t>”</w:t>
+      </w:r>
+      <w:r>
+        <w:t>, обеспечивающий подготовку, проведение и оценку результатов хакатона.</w:t>
       </w:r>
     </w:p>
     <w:p>
@@ -315,7 +342,13 @@
         <w:t>Экспертная комиссия</w:t>
       </w:r>
       <w:r>
-        <w:t xml:space="preserve"> — сформированная Организатором группа специалистов, осуществляющая оценку представленных решений в соответствии с разделом 7 настоящего Технического задания.</w:t>
+        <w:t xml:space="preserve"> — сформированная Организатором группа специалистов, осуществляющая оценку представленных решений в соответствии с разделом </w:t>
+      </w:r>
+      <w:r>
+        <w:t>6</w:t>
+      </w:r>
+      <w:r>
+        <w:t xml:space="preserve"> настоящего Технического задания.</w:t>
       </w:r>
     </w:p>
     <w:p>
@@ -393,6 +426,26 @@
           <w:b/>
           <w:bCs/>
         </w:rPr>
+        <w:t>Техническая спецификация</w:t>
+      </w:r>
+      <w:r>
+        <w:t xml:space="preserve"> — Техническая спецификация информационной системы обработки обращений, размещённая в каталоге docs Тестового проекта.</w:t>
+      </w:r>
+    </w:p>
+    <w:p>
+      <w:pPr>
+        <w:spacing w:after="120" w:line="276" w:lineRule="auto"/>
+        <w:ind w:firstLine="708"/>
+        <w:jc w:val="both"/>
+      </w:pPr>
+      <w:r>
+        <w:t xml:space="preserve">1.8. </w:t>
+      </w:r>
+      <w:r>
+        <w:rPr>
+          <w:b/>
+          <w:bCs/>
+        </w:rPr>
         <w:t>Эталонная версия</w:t>
       </w:r>
       <w:r>
@@ -406,7 +459,7 @@
         <w:jc w:val="both"/>
       </w:pPr>
       <w:r>
-        <w:t xml:space="preserve">1.8. </w:t>
+        <w:t xml:space="preserve">1.9. </w:t>
       </w:r>
       <w:r>
         <w:rPr>
@@ -426,7 +479,7 @@
         <w:jc w:val="both"/>
       </w:pPr>
       <w:r>
-        <w:t xml:space="preserve">1.9. </w:t>
+        <w:t xml:space="preserve">1.10. </w:t>
       </w:r>
       <w:r>
         <w:rPr>
@@ -446,7 +499,7 @@
         <w:jc w:val="both"/>
       </w:pPr>
       <w:r>
-        <w:t xml:space="preserve">1.10. </w:t>
+        <w:t xml:space="preserve">1.11. </w:t>
       </w:r>
       <w:r>
         <w:rPr>
@@ -466,7 +519,7 @@
         <w:jc w:val="both"/>
       </w:pPr>
       <w:r>
-        <w:t xml:space="preserve">1.11. </w:t>
+        <w:t xml:space="preserve">1.12. </w:t>
       </w:r>
       <w:r>
         <w:rPr>
@@ -486,7 +539,7 @@
         <w:jc w:val="both"/>
       </w:pPr>
       <w:r>
-        <w:t xml:space="preserve">1.12. </w:t>
+        <w:t xml:space="preserve">1.13. </w:t>
       </w:r>
       <w:r>
         <w:rPr>
@@ -506,7 +559,7 @@
         <w:jc w:val="both"/>
       </w:pPr>
       <w:r>
-        <w:t xml:space="preserve">1.13. </w:t>
+        <w:t xml:space="preserve">1.14. </w:t>
       </w:r>
       <w:r>
         <w:rPr>
@@ -526,7 +579,7 @@
         <w:jc w:val="both"/>
       </w:pPr>
       <w:r>
-        <w:t xml:space="preserve">1.14. </w:t>
+        <w:t xml:space="preserve">1.15. </w:t>
       </w:r>
       <w:r>
         <w:rPr>
@@ -546,7 +599,7 @@
         <w:jc w:val="both"/>
       </w:pPr>
       <w:r>
-        <w:t xml:space="preserve">1.15. </w:t>
+        <w:t xml:space="preserve">1.16. </w:t>
       </w:r>
       <w:r>
         <w:rPr>
@@ -566,7 +619,7 @@
         <w:jc w:val="both"/>
       </w:pPr>
       <w:r>
-        <w:t xml:space="preserve">1.16. </w:t>
+        <w:t xml:space="preserve">1.17. </w:t>
       </w:r>
       <w:r>
         <w:rPr>
@@ -586,7 +639,7 @@
         <w:jc w:val="both"/>
       </w:pPr>
       <w:r>
-        <w:t xml:space="preserve">1.17. </w:t>
+        <w:t xml:space="preserve">1.18. </w:t>
       </w:r>
       <w:r>
         <w:rPr>
@@ -606,7 +659,7 @@
         <w:jc w:val="both"/>
       </w:pPr>
       <w:r>
-        <w:t xml:space="preserve">1.18. </w:t>
+        <w:t xml:space="preserve">1.19. </w:t>
       </w:r>
       <w:r>
         <w:rPr>
@@ -626,7 +679,7 @@
         <w:jc w:val="both"/>
       </w:pPr>
       <w:r>
-        <w:t xml:space="preserve">1.19. </w:t>
+        <w:t xml:space="preserve">1.20. </w:t>
       </w:r>
       <w:r>
         <w:rPr>
@@ -646,7 +699,7 @@
         <w:jc w:val="both"/>
       </w:pPr>
       <w:r>
-        <w:t xml:space="preserve">1.20. </w:t>
+        <w:t xml:space="preserve">1.21. </w:t>
       </w:r>
       <w:r>
         <w:rPr>
@@ -1277,7 +1330,7 @@
       </w:r>
       <w:r>
         <w:lastRenderedPageBreak/>
-        <w:t>файлов по каждому Требованию ИБ, агрегация промежуточных результатов). Применённый механизм подлежит описанию в материалах, сдаваемых в соответствии с разделом 6 настоящего Технического задания.</w:t>
+        <w:t>файлов по каждому Требованию ИБ, агрегация промежуточных результатов). Применённый механизм подлежит описанию в материалах, сдаваемых Участником согласно перечню, размещённому по адресу https://github.com/AlmasNUR/KMG-Digital-Hackathon/tree/main/docs.</w:t>
       </w:r>
     </w:p>
     <w:p>
@@ -1490,10 +1543,16 @@
         <w:jc w:val="both"/>
       </w:pPr>
       <w:r>
-        <w:rPr>
-          <w:highlight w:val="yellow"/>
-        </w:rPr>
-        <w:t>4.6.1. Отчёт Агента должен формироваться в машиночитаемом формате JSON. Дополнительно допускается формирование представления отчёта в формате Markdown, предназначенного для чтения специалистом.</w:t>
+        <w:t xml:space="preserve">4.6.1. Отчёт Агента должен формироваться в машиночитаемом формате JSON. Дополнительно </w:t>
+      </w:r>
+      <w:r>
+        <w:rPr>
+          <w:lang w:val="kk-KZ"/>
+        </w:rPr>
+        <w:t>требуется</w:t>
+      </w:r>
+      <w:r>
+        <w:t xml:space="preserve"> формирование представления отчёта в формате Markdown, предназначенного для чтения специалистом.</w:t>
       </w:r>
     </w:p>
     <w:p>
@@ -1643,7 +1702,13 @@
         <w:jc w:val="both"/>
       </w:pPr>
       <w:r>
-        <w:t>4.7.1. Время выполнения Шага проверки ИБ не должно превышать ______ минут при проверке Тестового проекта.</w:t>
+        <w:t xml:space="preserve">4.7.1. Время выполнения Шага проверки ИБ не должно превышать </w:t>
+      </w:r>
+      <w:r>
+        <w:t>30</w:t>
+      </w:r>
+      <w:r>
+        <w:t xml:space="preserve"> минут при проверке Тестового проекта.</w:t>
       </w:r>
     </w:p>
     <w:p>
@@ -1708,37 +1773,22 @@
           <w:bCs/>
           <w:color w:val="000000"/>
         </w:rPr>
-        <w:t>4.8. Ограничения предмета проверки</w:t>
-      </w:r>
-    </w:p>
-    <w:p>
-      <w:pPr>
-        <w:spacing w:after="120" w:line="276" w:lineRule="auto"/>
-        <w:ind w:firstLine="708"/>
-        <w:jc w:val="both"/>
-      </w:pPr>
-      <w:r>
-        <w:lastRenderedPageBreak/>
-        <w:t>4.8.</w:t>
-      </w:r>
-      <w:r>
-        <w:rPr>
-          <w:lang w:val="ru-RU"/>
-        </w:rPr>
-        <w:t>1</w:t>
-      </w:r>
-      <w:r>
-        <w:t>. Проверка соответствия проекта требованиям, не включённым в перечень пункта 4.5, Агентом выполняется</w:t>
-      </w:r>
-      <w:r>
-        <w:rPr>
-          <w:lang w:val="ru-RU"/>
-        </w:rPr>
-        <w:t xml:space="preserve"> в соответсвии технической спецификации</w:t>
-      </w:r>
-      <w:r>
-        <w:t>. Выявление Агентом иных дефектов безопасности допускается, при этом такие результаты должны быть отделены от нарушений Требований ИБ и не должны служить основанием для прерывания Пайплайна.</w:t>
-      </w:r>
+        <w:t>4.8. Предмет проверки</w:t>
+      </w:r>
+    </w:p>
+    <w:p>
+      <w:pPr>
+        <w:spacing w:after="120" w:line="276" w:lineRule="auto"/>
+        <w:ind w:firstLine="708"/>
+        <w:jc w:val="both"/>
+      </w:pPr>
+      <w:r>
+        <w:t>4.8.1. Агент проверяет соответствие проекта Требованиям ИБ (пункт 4.5) и требованиям Технической спецификации. Нарушения Требований ИБ являются основанием для прерывания Пайплайна. Несоответствия требованиям Технической спецификации и иные выявленные дефекты безопасности приводятся в Отчёте Агента отдельным разделом и основанием для прерывания Пайплайна не являются.</w:t>
+      </w:r>
+      <w:r/>
+      <w:r/>
+      <w:r/>
+      <w:r/>
     </w:p>
     <w:p>
       <w:pPr>
@@ -1900,89 +1950,6 @@
       </w:pPr>
       <w:r>
         <w:t>5.7. Тестовый проект предоставляется Участникам в виде готового репозитория. Внесение Участниками изменений в Тестовый проект не допускается.</w:t>
-      </w:r>
-    </w:p>
-    <w:p>
-      <w:pPr>
-        <w:pStyle w:val="Heading1"/>
-        <w:spacing w:before="320" w:after="160"/>
-      </w:pPr>
-      <w:r>
-        <w:rPr>
-          <w:b/>
-          <w:bCs/>
-          <w:color w:val="000000"/>
-          <w:sz w:val="26"/>
-          <w:szCs w:val="26"/>
-        </w:rPr>
-        <w:t>6. Состав сдаваемых материалов</w:t>
-      </w:r>
-    </w:p>
-    <w:p>
-      <w:pPr>
-        <w:spacing w:after="120" w:line="276" w:lineRule="auto"/>
-        <w:ind w:firstLine="708"/>
-        <w:jc w:val="both"/>
-      </w:pPr>
-      <w:r>
-        <w:t>6.1. По итогам хакатона Участник представляет:</w:t>
-      </w:r>
-    </w:p>
-    <w:p>
-      <w:pPr>
-        <w:spacing w:after="120" w:line="276" w:lineRule="auto"/>
-        <w:ind w:firstLine="708"/>
-        <w:jc w:val="both"/>
-      </w:pPr>
-      <w:r>
-        <w:lastRenderedPageBreak/>
-        <w:t>6.1.1. Ссылку на репозиторий, содержащий Агента, включая используемые системные подсказки (промпты) и (или) описания навыков, а также обвязку для интеграции с CI/CD при её наличии.</w:t>
-      </w:r>
-    </w:p>
-    <w:p>
-      <w:pPr>
-        <w:spacing w:after="120" w:line="276" w:lineRule="auto"/>
-        <w:ind w:firstLine="708"/>
-        <w:jc w:val="both"/>
-      </w:pPr>
-      <w:r>
-        <w:t>6.1.2. Отчёт Агента о проверке Тестового проекта, сформированный в соответствии с пунктом 4.6 настоящего Технического задания.</w:t>
-      </w:r>
-    </w:p>
-    <w:p>
-      <w:pPr>
-        <w:spacing w:after="120" w:line="276" w:lineRule="auto"/>
-        <w:ind w:firstLine="708"/>
-        <w:jc w:val="both"/>
-      </w:pPr>
-      <w:r>
-        <w:t>6.1.3. Краткое описание подхода, содержащее сведения об архитектуре решения, применённых методах анализа, механизме обеспечения полноты анализа согласно пункту 4.4.4 и известных ограничениях решения.</w:t>
-      </w:r>
-    </w:p>
-    <w:p>
-      <w:pPr>
-        <w:spacing w:after="120" w:line="276" w:lineRule="auto"/>
-        <w:ind w:firstLine="708"/>
-        <w:jc w:val="both"/>
-      </w:pPr>
-      <w:r>
-        <w:t>6.2. Репозиторий, представляемый согласно пункту 6.1.1, должен содержать инструкцию по запуску Агента, достаточную для воспроизведения проверки Экспертной комиссией.</w:t>
-      </w:r>
-    </w:p>
-    <w:p>
-      <w:pPr>
-        <w:pStyle w:val="Heading1"/>
-        <w:spacing w:before="320" w:after="160"/>
-      </w:pPr>
-      <w:r>
-        <w:rPr>
-          <w:b/>
-          <w:bCs/>
-          <w:color w:val="000000"/>
-          <w:sz w:val="26"/>
-          <w:szCs w:val="26"/>
-        </w:rPr>
-        <w:t>7. Критерии оценки</w:t>
       </w:r>
     </w:p>
     <w:p>
@@ -2000,9 +1967,20 @@
           <w:color w:val="000000"/>
           <w:sz w:val="26"/>
           <w:szCs w:val="26"/>
+          <w:lang w:val="en-US"/>
         </w:rPr>
         <w:lastRenderedPageBreak/>
-        <w:t>7. Критерии оценки</w:t>
+        <w:t>6</w:t>
+      </w:r>
+      <w:r>
+        <w:rPr>
+          <w:b/>
+          <w:bCs/>
+          <w:color w:val="000000"/>
+          <w:sz w:val="26"/>
+          <w:szCs w:val="26"/>
+        </w:rPr>
+        <w:t>. Критерии оценки</w:t>
       </w:r>
     </w:p>
     <w:tbl>
@@ -2409,7 +2387,33 @@
               <w:rPr>
                 <w:color w:val="000000"/>
               </w:rPr>
-              <w:t>Автоматический запуск агента с разработанными участниками скиллами в GitLab CI/CD. Проверка актуальной версии проекта до развёртывания. Корректное разрешение или блокировка развёртывания, обработка ошибок и сохранение результатов проверки.</w:t>
+              <w:t xml:space="preserve">Автоматический запуск агента с разработанными участниками скиллами в </w:t>
+            </w:r>
+            <w:r>
+              <w:rPr>
+                <w:color w:val="000000"/>
+                <w:lang w:val="en-US"/>
+              </w:rPr>
+              <w:t>GitHub</w:t>
+            </w:r>
+            <w:r>
+              <w:rPr>
+                <w:color w:val="000000"/>
+              </w:rPr>
+              <w:t xml:space="preserve"> </w:t>
+            </w:r>
+            <w:r>
+              <w:rPr>
+                <w:color w:val="000000"/>
+                <w:lang w:val="en-US"/>
+              </w:rPr>
+              <w:t>Actions</w:t>
+            </w:r>
+            <w:r>
+              <w:rPr>
+                <w:color w:val="000000"/>
+              </w:rPr>
+              <w:t xml:space="preserve"> CI/CD. Проверка актуальной версии проекта до развёртывания. Корректное разрешение или блокировка развёртывания, обработка ошибок и сохранение результатов проверки.</w:t>
             </w:r>
           </w:p>
         </w:tc>
@@ -2754,7 +2758,7 @@
         <w:rFonts w:ascii="Times New Roman" w:eastAsia="Times New Roman" w:hAnsi="Times New Roman" w:cs="Times New Roman"/>
         <w:sz w:val="24"/>
         <w:szCs w:val="24"/>
-        <w:lang w:eastAsia="ru-RU" w:bidi="ar-SA"/>
+        <w:lang w:val="ru-RU" w:eastAsia="ru-RU" w:bidi="ar-SA"/>
       </w:rPr>
     </w:rPrDefault>
     <w:pPrDefault/>
